--- a/lab-3/lab-3.docx
+++ b/lab-3/lab-3.docx
@@ -306,20 +306,102 @@
     </w:p>
     <w:p>
       <w:pPr>
-        <w:rPr>
-          <w:b/>
-          <w:bCs/>
-          <w:sz w:val="32"/>
-          <w:szCs w:val="32"/>
-        </w:rPr>
-      </w:pPr>
-      <w:r>
+        <w:spacing w:after="0" w:line="240" w:lineRule="auto"/>
+        <w:rPr>
+          <w:rFonts w:ascii="Times New Roman" w:eastAsia="Times New Roman" w:hAnsi="Times New Roman" w:cs="Times New Roman"/>
+          <w:b/>
+          <w:bCs/>
+          <w:lang w:val="en-US" w:eastAsia="ru-RU"/>
+        </w:rPr>
+      </w:pPr>
+      <w:r>
+        <w:rPr>
+          <w:rFonts w:ascii="Arial" w:eastAsia="Times New Roman" w:hAnsi="Arial" w:cs="Arial"/>
+          <w:b/>
+          <w:bCs/>
+          <w:color w:val="000000"/>
+          <w:sz w:val="36"/>
+          <w:szCs w:val="36"/>
+          <w:lang w:eastAsia="ru-RU"/>
+        </w:rPr>
+        <w:lastRenderedPageBreak/>
+        <w:t>Цель работы</w:t>
+      </w:r>
+      <w:r>
+        <w:rPr>
+          <w:rFonts w:ascii="Arial" w:eastAsia="Times New Roman" w:hAnsi="Arial" w:cs="Arial"/>
+          <w:b/>
+          <w:bCs/>
+          <w:color w:val="000000"/>
+          <w:sz w:val="36"/>
+          <w:szCs w:val="36"/>
+          <w:lang w:val="en-US" w:eastAsia="ru-RU"/>
+        </w:rPr>
+        <w:t>:</w:t>
+      </w:r>
+    </w:p>
+    <w:p>
+      <w:pPr>
+        <w:spacing w:after="0" w:line="240" w:lineRule="auto"/>
+        <w:ind w:firstLine="708"/>
+        <w:rPr>
+          <w:rFonts w:ascii="Times New Roman" w:eastAsia="Times New Roman" w:hAnsi="Times New Roman" w:cs="Times New Roman"/>
+          <w:lang w:eastAsia="ru-RU"/>
+        </w:rPr>
+      </w:pPr>
+      <w:r>
+        <w:rPr>
+          <w:rFonts w:ascii="Arial" w:eastAsia="Times New Roman" w:hAnsi="Arial" w:cs="Arial"/>
+          <w:color w:val="000000"/>
+          <w:sz w:val="36"/>
+          <w:szCs w:val="36"/>
+          <w:lang w:eastAsia="ru-RU"/>
+        </w:rPr>
+        <w:t>Реализовать параллельный алгоритм умножения двух матриц на двумерной решетке процессов MPI. Исследовать производительность программы в зависимости от размера матриц и конфигурации решетки. Выполнить профилирование с помощью MPE</w:t>
+      </w:r>
+    </w:p>
+    <w:p>
+      <w:pPr>
         <w:rPr>
           <w:noProof/>
           <w:sz w:val="36"/>
           <w:szCs w:val="36"/>
         </w:rPr>
-        <w:lastRenderedPageBreak/>
+      </w:pPr>
+    </w:p>
+    <w:p>
+      <w:pPr>
+        <w:rPr>
+          <w:noProof/>
+          <w:sz w:val="36"/>
+          <w:szCs w:val="36"/>
+        </w:rPr>
+      </w:pPr>
+    </w:p>
+    <w:p>
+      <w:pPr>
+        <w:rPr>
+          <w:noProof/>
+          <w:sz w:val="36"/>
+          <w:szCs w:val="36"/>
+        </w:rPr>
+      </w:pPr>
+    </w:p>
+    <w:p>
+      <w:pPr>
+        <w:rPr>
+          <w:b/>
+          <w:bCs/>
+          <w:sz w:val="32"/>
+          <w:szCs w:val="32"/>
+        </w:rPr>
+      </w:pPr>
+      <w:r>
+        <w:rPr>
+          <w:noProof/>
+          <w:sz w:val="36"/>
+          <w:szCs w:val="36"/>
+        </w:rPr>
         <w:t xml:space="preserve">Ниже приведены </w:t>
       </w:r>
       <w:r>
@@ -399,6 +481,7 @@
     </w:p>
     <w:p>
       <w:r>
+        <w:lastRenderedPageBreak/>
         <w:drawing>
           <wp:inline distT="0" distB="0" distL="0" distR="0" wp14:anchorId="0BDBC633" wp14:editId="7B874911">
             <wp:extent cx="6405838" cy="3329940"/>
@@ -446,7 +529,6 @@
         <w:rPr>
           <w:lang w:val="en-US"/>
         </w:rPr>
-        <w:lastRenderedPageBreak/>
         <w:drawing>
           <wp:inline distT="0" distB="0" distL="0" distR="0" wp14:anchorId="68E788F6" wp14:editId="28AC38BB">
             <wp:extent cx="6286500" cy="2704773"/>
@@ -537,92 +619,8 @@
           <w:lang w:val="en-US"/>
         </w:rPr>
       </w:pPr>
-    </w:p>
-    <w:p>
-      <w:pPr>
-        <w:rPr>
-          <w:lang w:val="en-US"/>
-        </w:rPr>
-      </w:pPr>
-    </w:p>
-    <w:p>
-      <w:pPr>
-        <w:rPr>
-          <w:lang w:val="en-US"/>
-        </w:rPr>
-      </w:pPr>
-    </w:p>
-    <w:p>
-      <w:pPr>
-        <w:rPr>
-          <w:lang w:val="en-US"/>
-        </w:rPr>
-      </w:pPr>
-    </w:p>
-    <w:p>
-      <w:pPr>
-        <w:rPr>
-          <w:lang w:val="en-US"/>
-        </w:rPr>
-      </w:pPr>
-    </w:p>
-    <w:p>
-      <w:pPr>
-        <w:rPr>
-          <w:lang w:val="en-US"/>
-        </w:rPr>
-      </w:pPr>
       <w:bookmarkStart w:id="0" w:name="_GoBack"/>
       <w:bookmarkEnd w:id="0"/>
-    </w:p>
-    <w:p>
-      <w:pPr>
-        <w:rPr>
-          <w:lang w:val="en-US"/>
-        </w:rPr>
-      </w:pPr>
-    </w:p>
-    <w:p>
-      <w:pPr>
-        <w:rPr>
-          <w:lang w:val="en-US"/>
-        </w:rPr>
-      </w:pPr>
-    </w:p>
-    <w:p>
-      <w:pPr>
-        <w:rPr>
-          <w:lang w:val="en-US"/>
-        </w:rPr>
-      </w:pPr>
-    </w:p>
-    <w:p>
-      <w:pPr>
-        <w:rPr>
-          <w:lang w:val="en-US"/>
-        </w:rPr>
-      </w:pPr>
-    </w:p>
-    <w:p>
-      <w:pPr>
-        <w:rPr>
-          <w:lang w:val="en-US"/>
-        </w:rPr>
-      </w:pPr>
-    </w:p>
-    <w:p>
-      <w:pPr>
-        <w:rPr>
-          <w:lang w:val="en-US"/>
-        </w:rPr>
-      </w:pPr>
-    </w:p>
-    <w:p>
-      <w:pPr>
-        <w:rPr>
-          <w:lang w:val="en-US"/>
-        </w:rPr>
-      </w:pPr>
     </w:p>
     <w:p>
       <w:pPr>

--- a/lab-3/lab-3.docx
+++ b/lab-3/lab-3.docx
@@ -311,7 +311,7 @@
           <w:rFonts w:ascii="Times New Roman" w:eastAsia="Times New Roman" w:hAnsi="Times New Roman" w:cs="Times New Roman"/>
           <w:b/>
           <w:bCs/>
-          <w:lang w:val="en-US" w:eastAsia="ru-RU"/>
+          <w:lang w:eastAsia="ru-RU"/>
         </w:rPr>
       </w:pPr>
       <w:r>
@@ -335,7 +335,7 @@
           <w:color w:val="000000"/>
           <w:sz w:val="36"/>
           <w:szCs w:val="36"/>
-          <w:lang w:val="en-US" w:eastAsia="ru-RU"/>
+          <w:lang w:eastAsia="ru-RU"/>
         </w:rPr>
         <w:t>:</w:t>
       </w:r>
@@ -438,14 +438,19 @@
       </w:r>
     </w:p>
     <w:p>
-      <w:r>
-        <w:rPr>
-          <w:noProof/>
+      <w:pPr>
+        <w:rPr>
+          <w:lang w:val="en-US"/>
+        </w:rPr>
+      </w:pPr>
+      <w:r>
+        <w:rPr>
+          <w:lang w:val="en-US"/>
         </w:rPr>
         <w:drawing>
-          <wp:inline distT="0" distB="0" distL="0" distR="0" wp14:anchorId="11C15E8A" wp14:editId="04BA56D9">
-            <wp:extent cx="6392500" cy="3070860"/>
-            <wp:effectExtent l="0" t="0" r="8890" b="0"/>
+          <wp:inline distT="0" distB="0" distL="0" distR="0" wp14:anchorId="71B1E316" wp14:editId="53DCACB5">
+            <wp:extent cx="6359518" cy="3128434"/>
+            <wp:effectExtent l="0" t="0" r="3810" b="0"/>
             <wp:docPr id="1" name="Рисунок 1"/>
             <wp:cNvGraphicFramePr>
               <a:graphicFrameLocks xmlns:a="http://schemas.openxmlformats.org/drawingml/2006/main" noChangeAspect="1"/>
@@ -466,7 +471,7 @@
                   <pic:spPr>
                     <a:xfrm>
                       <a:off x="0" y="0"/>
-                      <a:ext cx="6399181" cy="3074069"/>
+                      <a:ext cx="6366756" cy="3131994"/>
                     </a:xfrm>
                     <a:prstGeom prst="rect">
                       <a:avLst/>
@@ -483,10 +488,10 @@
       <w:r>
         <w:lastRenderedPageBreak/>
         <w:drawing>
-          <wp:inline distT="0" distB="0" distL="0" distR="0" wp14:anchorId="0BDBC633" wp14:editId="7B874911">
-            <wp:extent cx="6405838" cy="3329940"/>
-            <wp:effectExtent l="0" t="0" r="0" b="3810"/>
-            <wp:docPr id="3" name="Рисунок 3"/>
+          <wp:inline distT="0" distB="0" distL="0" distR="0" wp14:anchorId="52B11CA2" wp14:editId="473AC0CB">
+            <wp:extent cx="6297148" cy="3119966"/>
+            <wp:effectExtent l="0" t="0" r="8890" b="4445"/>
+            <wp:docPr id="2" name="Рисунок 2"/>
             <wp:cNvGraphicFramePr>
               <a:graphicFrameLocks xmlns:a="http://schemas.openxmlformats.org/drawingml/2006/main" noChangeAspect="1"/>
             </wp:cNvGraphicFramePr>
@@ -506,7 +511,7 @@
                   <pic:spPr>
                     <a:xfrm>
                       <a:off x="0" y="0"/>
-                      <a:ext cx="6418206" cy="3336369"/>
+                      <a:ext cx="6308681" cy="3125680"/>
                     </a:xfrm>
                     <a:prstGeom prst="rect">
                       <a:avLst/>
@@ -527,6 +532,7 @@
       </w:pPr>
       <w:r>
         <w:rPr>
+          <w:noProof/>
           <w:lang w:val="en-US"/>
         </w:rPr>
         <w:drawing>
@@ -574,6 +580,7 @@
       </w:pPr>
       <w:r>
         <w:rPr>
+          <w:noProof/>
           <w:lang w:val="en-US"/>
         </w:rPr>
         <w:drawing>
@@ -619,6 +626,13 @@
           <w:lang w:val="en-US"/>
         </w:rPr>
       </w:pPr>
+    </w:p>
+    <w:p>
+      <w:pPr>
+        <w:rPr>
+          <w:lang w:val="en-US"/>
+        </w:rPr>
+      </w:pPr>
       <w:bookmarkStart w:id="0" w:name="_GoBack"/>
       <w:bookmarkEnd w:id="0"/>
     </w:p>
@@ -674,31 +688,7 @@
             <w:sz w:val="24"/>
             <w:szCs w:val="24"/>
           </w:rPr>
-          <w:t>https://github.com/DrySparrow/24205-obmetko-opp-cpp/tree/lab-</w:t>
-        </w:r>
-        <w:r>
-          <w:rPr>
-            <w:rStyle w:val="a4"/>
-            <w:sz w:val="24"/>
-            <w:szCs w:val="24"/>
-          </w:rPr>
-          <w:t>3</w:t>
-        </w:r>
-        <w:r>
-          <w:rPr>
-            <w:rStyle w:val="a4"/>
-            <w:sz w:val="24"/>
-            <w:szCs w:val="24"/>
-          </w:rPr>
-          <w:t>/lab-</w:t>
-        </w:r>
-        <w:r>
-          <w:rPr>
-            <w:rStyle w:val="a4"/>
-            <w:sz w:val="24"/>
-            <w:szCs w:val="24"/>
-          </w:rPr>
-          <w:t>3</w:t>
+          <w:t>https://github.com/DrySparrow/24205-obmetko-opp-cpp/tree/lab-3/lab-3</w:t>
         </w:r>
       </w:hyperlink>
     </w:p>

--- a/lab-3/lab-3.docx
+++ b/lab-3/lab-3.docx
@@ -438,19 +438,11 @@
       </w:r>
     </w:p>
     <w:p>
-      <w:pPr>
-        <w:rPr>
-          <w:lang w:val="en-US"/>
-        </w:rPr>
-      </w:pPr>
-      <w:r>
-        <w:rPr>
-          <w:lang w:val="en-US"/>
-        </w:rPr>
+      <w:r>
         <w:drawing>
-          <wp:inline distT="0" distB="0" distL="0" distR="0" wp14:anchorId="71B1E316" wp14:editId="53DCACB5">
-            <wp:extent cx="6359518" cy="3128434"/>
-            <wp:effectExtent l="0" t="0" r="3810" b="0"/>
+          <wp:inline distT="0" distB="0" distL="0" distR="0" wp14:anchorId="6A4E15B7" wp14:editId="1893F0B9">
+            <wp:extent cx="5940425" cy="2924175"/>
+            <wp:effectExtent l="0" t="0" r="3175" b="9525"/>
             <wp:docPr id="1" name="Рисунок 1"/>
             <wp:cNvGraphicFramePr>
               <a:graphicFrameLocks xmlns:a="http://schemas.openxmlformats.org/drawingml/2006/main" noChangeAspect="1"/>
@@ -471,7 +463,7 @@
                   <pic:spPr>
                     <a:xfrm>
                       <a:off x="0" y="0"/>
-                      <a:ext cx="6366756" cy="3131994"/>
+                      <a:ext cx="5940425" cy="2924175"/>
                     </a:xfrm>
                     <a:prstGeom prst="rect">
                       <a:avLst/>
@@ -486,6 +478,9 @@
     </w:p>
     <w:p>
       <w:r>
+        <w:rPr>
+          <w:noProof/>
+        </w:rPr>
         <w:lastRenderedPageBreak/>
         <w:drawing>
           <wp:inline distT="0" distB="0" distL="0" distR="0" wp14:anchorId="52B11CA2" wp14:editId="473AC0CB">
@@ -523,6 +518,8 @@
           </wp:inline>
         </w:drawing>
       </w:r>
+      <w:bookmarkStart w:id="0" w:name="_GoBack"/>
+      <w:bookmarkEnd w:id="0"/>
     </w:p>
     <w:p>
       <w:pPr>
@@ -633,8 +630,6 @@
           <w:lang w:val="en-US"/>
         </w:rPr>
       </w:pPr>
-      <w:bookmarkStart w:id="0" w:name="_GoBack"/>
-      <w:bookmarkEnd w:id="0"/>
     </w:p>
     <w:p>
       <w:pPr>
